--- a/docs/questions/qs-linearregression.docx
+++ b/docs/questions/qs-linearregression.docx
@@ -92,17 +92,7 @@
         <w:pStyle w:val="BodyText"/>
       </w:pPr>
       <w:r>
-        <w:rPr>
-          <w:b/>
-          <w:bCs/>
-        </w:rPr>
-        <w:t xml:space="preserve">1.1</w:t>
-      </w:r>
-      <w:r>
-        <w:t xml:space="preserve"> </w:t>
-      </w:r>
-      <w:r>
-        <w:t xml:space="preserve">What does the regression parameter</w:t>
+        <w:t xml:space="preserve">1.1. What does the regression parameter</w:t>
       </w:r>
       <w:r>
         <w:t xml:space="preserve"> </w:t>
@@ -124,17 +114,7 @@
         <w:pStyle w:val="BodyText"/>
       </w:pPr>
       <w:r>
-        <w:rPr>
-          <w:b/>
-          <w:bCs/>
-        </w:rPr>
-        <w:t xml:space="preserve">1.2</w:t>
-      </w:r>
-      <w:r>
-        <w:t xml:space="preserve"> </w:t>
-      </w:r>
-      <w:r>
-        <w:t xml:space="preserve">What does the regression parameter</w:t>
+        <w:t xml:space="preserve">1.2. What does the regression parameter</w:t>
       </w:r>
       <w:r>
         <w:t xml:space="preserve"> </w:t>
@@ -174,59 +154,75 @@
         <w:pStyle w:val="BodyText"/>
       </w:pPr>
       <w:r>
+        <w:t xml:space="preserve">2.1. What is a</w:t>
+      </w:r>
+      <w:r>
+        <w:t xml:space="preserve"> </w:t>
+      </w:r>
+      <w:r>
+        <w:t xml:space="preserve">‘residual’</w:t>
+      </w:r>
+      <w:r>
+        <w:t xml:space="preserve">?</w:t>
+      </w:r>
+    </w:p>
+    <w:p>
+      <w:pPr>
+        <w:pStyle w:val="BodyText"/>
+      </w:pPr>
+      <w:r>
+        <w:t xml:space="preserve">2.2. What is the purpose of least squares estimation?</w:t>
+      </w:r>
+    </w:p>
+    <w:bookmarkEnd w:id="22"/>
+    <w:bookmarkStart w:id="25" w:name="q3"/>
+    <w:p>
+      <w:pPr>
+        <w:pStyle w:val="Heading2"/>
+      </w:pPr>
+      <w:r>
+        <w:t xml:space="preserve">Q3</w:t>
+      </w:r>
+    </w:p>
+    <w:p>
+      <w:pPr>
+        <w:pStyle w:val="FirstParagraph"/>
+      </w:pPr>
+      <w:r>
         <w:rPr>
           <w:b/>
           <w:bCs/>
         </w:rPr>
-        <w:t xml:space="preserve">2.1</w:t>
-      </w:r>
-      <w:r>
-        <w:t xml:space="preserve"> </w:t>
-      </w:r>
-      <w:r>
-        <w:t xml:space="preserve">What is a</w:t>
-      </w:r>
-      <w:r>
-        <w:t xml:space="preserve"> </w:t>
-      </w:r>
-      <w:r>
-        <w:t xml:space="preserve">‘residual’</w:t>
-      </w:r>
-      <w:r>
-        <w:t xml:space="preserve">?</w:t>
-      </w:r>
-    </w:p>
-    <w:p>
-      <w:pPr>
-        <w:pStyle w:val="BodyText"/>
-      </w:pPr>
+        <w:t xml:space="preserve">You should use</w:t>
+      </w:r>
       <w:r>
         <w:rPr>
           <w:b/>
           <w:bCs/>
         </w:rPr>
-        <w:t xml:space="preserve">2.2</w:t>
-      </w:r>
-      <w:r>
         <w:t xml:space="preserve"> </w:t>
       </w:r>
-      <w:r>
-        <w:t xml:space="preserve">What is the purpose of least squares estimation?</w:t>
-      </w:r>
-    </w:p>
-    <w:bookmarkEnd w:id="22"/>
-    <w:bookmarkStart w:id="24" w:name="q3"/>
-    <w:p>
-      <w:pPr>
-        <w:pStyle w:val="Heading2"/>
-      </w:pPr>
-      <w:r>
-        <w:t xml:space="preserve">Q3</w:t>
+      <w:hyperlink r:id="rId23">
+        <w:r>
+          <w:rPr>
+            <w:rStyle w:val="Hyperlink"/>
+            <w:b/>
+            <w:bCs/>
+          </w:rPr>
+          <w:t xml:space="preserve">Calculator: Simple linear regression</w:t>
+        </w:r>
+      </w:hyperlink>
+      <w:r>
+        <w:rPr>
+          <w:b/>
+          <w:bCs/>
+        </w:rPr>
+        <w:t xml:space="preserve">, or another similar calculator, to do this question.</w:t>
       </w:r>
     </w:p>
     <w:p>
       <w:pPr>
-        <w:pStyle w:val="FirstParagraph"/>
+        <w:pStyle w:val="BodyText"/>
       </w:pPr>
       <w:r>
         <w:t xml:space="preserve">This question uses the following set of data, which is from a sweet shop called Cantor’s Confectionery.</w:t>
@@ -597,17 +593,7 @@
         <w:pStyle w:val="BodyText"/>
       </w:pPr>
       <w:r>
-        <w:rPr>
-          <w:b/>
-          <w:bCs/>
-        </w:rPr>
-        <w:t xml:space="preserve">3.1.</w:t>
-      </w:r>
-      <w:r>
-        <w:t xml:space="preserve"> </w:t>
-      </w:r>
-      <w:r>
-        <w:t xml:space="preserve">Estimate the value of</w:t>
+        <w:t xml:space="preserve">3.1. Estimate the value of</w:t>
       </w:r>
       <w:r>
         <w:t xml:space="preserve"> </w:t>
@@ -629,17 +615,7 @@
         <w:pStyle w:val="BodyText"/>
       </w:pPr>
       <w:r>
-        <w:rPr>
-          <w:b/>
-          <w:bCs/>
-        </w:rPr>
-        <w:t xml:space="preserve">3.2.</w:t>
-      </w:r>
-      <w:r>
-        <w:t xml:space="preserve"> </w:t>
-      </w:r>
-      <w:r>
-        <w:t xml:space="preserve">Estimate the value of</w:t>
+        <w:t xml:space="preserve">3.2. Estimate the value of</w:t>
       </w:r>
       <w:r>
         <w:t xml:space="preserve"> </w:t>
@@ -661,17 +637,38 @@
         <w:pStyle w:val="BodyText"/>
       </w:pPr>
       <w:r>
-        <w:rPr>
-          <w:b/>
-          <w:bCs/>
-        </w:rPr>
-        <w:t xml:space="preserve">3.3.</w:t>
+        <w:t xml:space="preserve">3.3. Using your answers to 3.1., and Q3.2. write the linear regression model.</w:t>
+      </w:r>
+    </w:p>
+    <w:p>
+      <w:pPr>
+        <w:pStyle w:val="BodyText"/>
+      </w:pPr>
+      <w:r>
+        <w:t xml:space="preserve">3.4. By looking at the</w:t>
       </w:r>
       <w:r>
         <w:t xml:space="preserve"> </w:t>
       </w:r>
-      <w:r>
-        <w:t xml:space="preserve">Using your answers to Q3.1., and Q3.2., write the linear regression model.</w:t>
+      <m:oMath>
+        <m:sSup>
+          <m:e>
+            <m:r>
+              <m:t>R</m:t>
+            </m:r>
+          </m:e>
+          <m:sup>
+            <m:r>
+              <m:t>2</m:t>
+            </m:r>
+          </m:sup>
+        </m:sSup>
+      </m:oMath>
+      <w:r>
+        <w:t xml:space="preserve"> </w:t>
+      </w:r>
+      <w:r>
+        <w:t xml:space="preserve">coefficient of determination, comment on the suitability of your linear model.</w:t>
       </w:r>
     </w:p>
     <w:p>
@@ -685,7 +682,7 @@
       <w:pPr>
         <w:pStyle w:val="FirstParagraph"/>
       </w:pPr>
-      <w:hyperlink r:id="rId23">
+      <w:hyperlink r:id="rId24">
         <w:r>
           <w:rPr>
             <w:rStyle w:val="Hyperlink"/>
@@ -701,8 +698,8 @@
         </w:pict>
       </w:r>
     </w:p>
-    <w:bookmarkEnd w:id="24"/>
-    <w:bookmarkStart w:id="26" w:name="version-history-and-licensing"/>
+    <w:bookmarkEnd w:id="25"/>
+    <w:bookmarkStart w:id="27" w:name="version-history-and-licensing"/>
     <w:p>
       <w:pPr>
         <w:pStyle w:val="Heading2"/>
@@ -723,7 +720,7 @@
       <w:pPr>
         <w:pStyle w:val="BodyText"/>
       </w:pPr>
-      <w:hyperlink r:id="rId25">
+      <w:hyperlink r:id="rId26">
         <w:r>
           <w:rPr>
             <w:rStyle w:val="Hyperlink"/>
@@ -732,7 +729,7 @@
         </w:r>
       </w:hyperlink>
     </w:p>
-    <w:bookmarkEnd w:id="26"/>
+    <w:bookmarkEnd w:id="27"/>
     <w:sectPr>
       <w:pgSz w:h="15840" w:w="12240"/>
       <w:pgMar w:bottom="1440" w:footer="720" w:gutter="0" w:header="720" w:left="1440" w:right="1440" w:top="1440"/>

--- a/docs/questions/qs-linearregression.docx
+++ b/docs/questions/qs-linearregression.docx
@@ -637,7 +637,7 @@
         <w:pStyle w:val="BodyText"/>
       </w:pPr>
       <w:r>
-        <w:t xml:space="preserve">3.3. Using your answers to 3.1., and Q3.2. write the linear regression model.</w:t>
+        <w:t xml:space="preserve">3.3. Using your answers to 3.1, and 3.2 write the linear regression model.</w:t>
       </w:r>
     </w:p>
     <w:p>

--- a/docs/questions/qs-linearregression.docx
+++ b/docs/questions/qs-linearregression.docx
@@ -52,7 +52,7 @@
         </w:rPr>
         <w:t xml:space="preserve"> </w:t>
       </w:r>
-      <w:hyperlink r:id="rId20">
+      <w:hyperlink r:id="rId9">
         <w:r>
           <w:rPr>
             <w:rStyle w:val="Hyperlink"/>
@@ -70,7 +70,7 @@
         <w:t xml:space="preserve">.</w:t>
       </w:r>
     </w:p>
-    <w:bookmarkStart w:id="21" w:name="q1"/>
+    <w:bookmarkStart w:id="10" w:name="q1"/>
     <w:p>
       <w:pPr>
         <w:pStyle w:val="Heading2"/>
@@ -131,8 +131,8 @@
         <w:t xml:space="preserve">represent?</w:t>
       </w:r>
     </w:p>
-    <w:bookmarkEnd w:id="21"/>
-    <w:bookmarkStart w:id="22" w:name="q2"/>
+    <w:bookmarkEnd w:id="10"/>
+    <w:bookmarkStart w:id="11" w:name="q2"/>
     <w:p>
       <w:pPr>
         <w:pStyle w:val="Heading2"/>
@@ -174,8 +174,8 @@
         <w:t xml:space="preserve">2.2. What is the purpose of least squares estimation?</w:t>
       </w:r>
     </w:p>
-    <w:bookmarkEnd w:id="22"/>
-    <w:bookmarkStart w:id="25" w:name="q3"/>
+    <w:bookmarkEnd w:id="11"/>
+    <w:bookmarkStart w:id="14" w:name="q3"/>
     <w:p>
       <w:pPr>
         <w:pStyle w:val="Heading2"/>
@@ -202,7 +202,7 @@
         </w:rPr>
         <w:t xml:space="preserve"> </w:t>
       </w:r>
-      <w:hyperlink r:id="rId23">
+      <w:hyperlink r:id="rId12">
         <w:r>
           <w:rPr>
             <w:rStyle w:val="Hyperlink"/>
@@ -682,7 +682,7 @@
       <w:pPr>
         <w:pStyle w:val="FirstParagraph"/>
       </w:pPr>
-      <w:hyperlink r:id="rId24">
+      <w:hyperlink r:id="rId13">
         <w:r>
           <w:rPr>
             <w:rStyle w:val="Hyperlink"/>
@@ -698,8 +698,8 @@
         </w:pict>
       </w:r>
     </w:p>
-    <w:bookmarkEnd w:id="25"/>
-    <w:bookmarkStart w:id="27" w:name="version-history-and-licensing"/>
+    <w:bookmarkEnd w:id="14"/>
+    <w:bookmarkStart w:id="16" w:name="version-history-and-licensing"/>
     <w:p>
       <w:pPr>
         <w:pStyle w:val="Heading2"/>
@@ -720,7 +720,7 @@
       <w:pPr>
         <w:pStyle w:val="BodyText"/>
       </w:pPr>
-      <w:hyperlink r:id="rId26">
+      <w:hyperlink r:id="rId15">
         <w:r>
           <w:rPr>
             <w:rStyle w:val="Hyperlink"/>
@@ -729,7 +729,7 @@
         </w:r>
       </w:hyperlink>
     </w:p>
-    <w:bookmarkEnd w:id="27"/>
+    <w:bookmarkEnd w:id="16"/>
     <w:sectPr>
       <w:pgSz w:h="15840" w:w="12240"/>
       <w:pgMar w:bottom="1440" w:footer="720" w:gutter="0" w:header="720" w:left="1440" w:right="1440" w:top="1440"/>
